--- a/gouvernance/word/18_Protocole_de_mise_a_l_abri.docx
+++ b/gouvernance/word/18_Protocole_de_mise_a_l_abri.docx
@@ -179,7 +179,7 @@
                 <w:sz w:val="18"/>
                 <w:szCs w:val="18"/>
               </w:rPr>
-              <w:t xml:space="preserve">☐ au moins deux conventions hôtelières signées (document 21) · ☐ bénévoles formés à l'intervention de crise, titulaires du PSC1 et assurés · ☐ Fonds de Premier Secours Social provisionné sur le compte · ☐ procédure de relais avec le CCAS formalisée (document 22) · ☐ registre des prises en charge ouvert (document 24).</w:t>
+              <w:t xml:space="preserve">☐ premier palier de 16 000 € réuni et encaissé · ☐ au moins deux conventions hôtelières signées, avec chambres familiales (document 21) · ☐ équipe de 4 bénévoles (2 femmes, 2 hommes) formés à l'intervention de crise, titulaires du PSC1 et assurés · ☐ Fonds de Premier Secours Social provisionné à 4 000 € sur le compte · ☐ véhicule de l'association assuré pour le transport de personnes, conducteurs désignés · ☐ téléphone d'astreinte, radios et trousse de secours remis (document 25) · ☐ procédure de relais avec le CCAS formalisée (document 22) · ☐ registre des prises en charge ouvert (document 24).</w:t>
             </w:r>
           </w:p>
           <w:p>
@@ -1223,7 +1223,7 @@
                 <w:sz w:val="18"/>
                 <w:szCs w:val="18"/>
               </w:rPr>
-              <w:t xml:space="preserve">Réservation auprès d'un hôtel conventionné, remise du bon de prise en charge (document 20), du kit d'hygiène et du forfait repas. Accompagnement jusqu'à l'établissement.</w:t>
+              <w:t xml:space="preserve">Réservation auprès d'un hôtel conventionné, remise du bon de prise en charge (document 20), du kit d'hygiène et du forfait repas. Accompagnement jusqu'à l'établissement dans le véhicule de l'association, conduit par un conducteur désigné (carnet de bord, document 25).</w:t>
             </w:r>
           </w:p>
         </w:tc>
@@ -1926,7 +1926,7 @@
                 <w:sz w:val="18"/>
                 <w:szCs w:val="18"/>
               </w:rPr>
-              <w:t xml:space="preserve">Nuitée en hôtel conventionné (taxe de séjour incluse)</w:t>
+              <w:t xml:space="preserve">Chambre familiale en hôtel conventionné (taxe de séjour incluse)</w:t>
             </w:r>
           </w:p>
         </w:tc>
@@ -1956,7 +1956,7 @@
                 <w:sz w:val="18"/>
                 <w:szCs w:val="18"/>
               </w:rPr>
-              <w:t xml:space="preserve">1 nuit</w:t>
+              <w:t xml:space="preserve">1 nuit / famille</w:t>
             </w:r>
           </w:p>
         </w:tc>
@@ -1986,7 +1986,7 @@
                 <w:sz w:val="18"/>
                 <w:szCs w:val="18"/>
               </w:rPr>
-              <w:t xml:space="preserve">50 € maximum</w:t>
+              <w:t xml:space="preserve">85 € maximum</w:t>
             </w:r>
           </w:p>
         </w:tc>
@@ -2022,7 +2022,7 @@
                 <w:sz w:val="18"/>
                 <w:szCs w:val="18"/>
               </w:rPr>
-              <w:t xml:space="preserve">Forfait repas et hygiène</w:t>
+              <w:t xml:space="preserve">Chambre standard, personne seule ou deux adultes</w:t>
             </w:r>
           </w:p>
         </w:tc>
@@ -2053,7 +2053,7 @@
                 <w:sz w:val="18"/>
                 <w:szCs w:val="18"/>
               </w:rPr>
-              <w:t xml:space="preserve">1 jour / personne</w:t>
+              <w:t xml:space="preserve">1 nuit</w:t>
             </w:r>
           </w:p>
         </w:tc>
@@ -2084,7 +2084,7 @@
                 <w:sz w:val="18"/>
                 <w:szCs w:val="18"/>
               </w:rPr>
-              <w:t xml:space="preserve">25 €</w:t>
+              <w:t xml:space="preserve">50 € maximum</w:t>
             </w:r>
           </w:p>
         </w:tc>
@@ -2119,7 +2119,7 @@
                 <w:sz w:val="18"/>
                 <w:szCs w:val="18"/>
               </w:rPr>
-              <w:t xml:space="preserve">Coût journalier pour une personne</w:t>
+              <w:t xml:space="preserve">Forfait repas et hygiène</w:t>
             </w:r>
           </w:p>
         </w:tc>
@@ -2149,6 +2149,105 @@
                 <w:sz w:val="18"/>
                 <w:szCs w:val="18"/>
               </w:rPr>
+              <w:t xml:space="preserve">1 jour / foyer</w:t>
+            </w:r>
+          </w:p>
+        </w:tc>
+        <w:tc>
+          <w:tcPr>
+            <w:tcW w:type="dxa" w:w="2200"/>
+            <w:tcBorders>
+              <w:top w:val="single" w:color="D9CCEF" w:sz="4"/>
+              <w:left w:val="single" w:color="D9CCEF" w:sz="4"/>
+              <w:bottom w:val="single" w:color="D9CCEF" w:sz="4"/>
+              <w:right w:val="single" w:color="D9CCEF" w:sz="4"/>
+            </w:tcBorders>
+            <w:tcMar>
+              <w:top w:type="dxa" w:w="60"/>
+              <w:left w:type="dxa" w:w="100"/>
+              <w:bottom w:type="dxa" w:w="60"/>
+              <w:right w:type="dxa" w:w="100"/>
+            </w:tcMar>
+            <w:vAlign w:val="top"/>
+          </w:tcPr>
+          <w:p>
+            <w:pPr>
+              <w:spacing w:after="40" w:before="40"/>
+            </w:pPr>
+            <w:r>
+              <w:rPr>
+                <w:sz w:val="18"/>
+                <w:szCs w:val="18"/>
+              </w:rPr>
+              <w:t xml:space="preserve">25 €</w:t>
+            </w:r>
+          </w:p>
+        </w:tc>
+      </w:tr>
+      <w:tr>
+        <w:trPr>
+          <w:cantSplit/>
+        </w:trPr>
+        <w:tc>
+          <w:tcPr>
+            <w:tcW w:type="dxa" w:w="5238"/>
+            <w:tcBorders>
+              <w:top w:val="single" w:color="D9CCEF" w:sz="4"/>
+              <w:left w:val="single" w:color="D9CCEF" w:sz="4"/>
+              <w:bottom w:val="single" w:color="D9CCEF" w:sz="4"/>
+              <w:right w:val="single" w:color="D9CCEF" w:sz="4"/>
+            </w:tcBorders>
+            <w:shd w:fill="F7F3FD" w:color="auto" w:val="clear"/>
+            <w:tcMar>
+              <w:top w:type="dxa" w:w="60"/>
+              <w:left w:type="dxa" w:w="100"/>
+              <w:bottom w:type="dxa" w:w="60"/>
+              <w:right w:type="dxa" w:w="100"/>
+            </w:tcMar>
+            <w:vAlign w:val="top"/>
+          </w:tcPr>
+          <w:p>
+            <w:pPr>
+              <w:spacing w:after="40" w:before="40"/>
+            </w:pPr>
+            <w:r>
+              <w:rPr>
+                <w:b/>
+                <w:bCs/>
+                <w:sz w:val="18"/>
+                <w:szCs w:val="18"/>
+              </w:rPr>
+              <w:t xml:space="preserve">Coût journalier pour une famille</w:t>
+            </w:r>
+          </w:p>
+        </w:tc>
+        <w:tc>
+          <w:tcPr>
+            <w:tcW w:type="dxa" w:w="2200"/>
+            <w:tcBorders>
+              <w:top w:val="single" w:color="D9CCEF" w:sz="4"/>
+              <w:left w:val="single" w:color="D9CCEF" w:sz="4"/>
+              <w:bottom w:val="single" w:color="D9CCEF" w:sz="4"/>
+              <w:right w:val="single" w:color="D9CCEF" w:sz="4"/>
+            </w:tcBorders>
+            <w:shd w:fill="F7F3FD" w:color="auto" w:val="clear"/>
+            <w:tcMar>
+              <w:top w:type="dxa" w:w="60"/>
+              <w:left w:type="dxa" w:w="100"/>
+              <w:bottom w:type="dxa" w:w="60"/>
+              <w:right w:type="dxa" w:w="100"/>
+            </w:tcMar>
+            <w:vAlign w:val="top"/>
+          </w:tcPr>
+          <w:p>
+            <w:pPr>
+              <w:spacing w:after="40" w:before="40"/>
+            </w:pPr>
+            <w:r>
+              <w:rPr>
+                <w:sz w:val="18"/>
+                <w:szCs w:val="18"/>
+              </w:rPr>
               <w:t xml:space="preserve">—</w:t>
             </w:r>
           </w:p>
@@ -2162,24 +2261,319 @@
               <w:bottom w:val="single" w:color="D9CCEF" w:sz="4"/>
               <w:right w:val="single" w:color="D9CCEF" w:sz="4"/>
             </w:tcBorders>
-            <w:tcMar>
-              <w:top w:type="dxa" w:w="60"/>
-              <w:left w:type="dxa" w:w="100"/>
-              <w:bottom w:type="dxa" w:w="60"/>
-              <w:right w:type="dxa" w:w="100"/>
-            </w:tcMar>
-            <w:vAlign w:val="top"/>
-          </w:tcPr>
-          <w:p>
-            <w:pPr>
-              <w:spacing w:after="40" w:before="40"/>
-            </w:pPr>
-            <w:r>
-              <w:rPr>
-                <w:sz w:val="18"/>
-                <w:szCs w:val="18"/>
-              </w:rPr>
-              <w:t xml:space="preserve">75 €</w:t>
+            <w:shd w:fill="F7F3FD" w:color="auto" w:val="clear"/>
+            <w:tcMar>
+              <w:top w:type="dxa" w:w="60"/>
+              <w:left w:type="dxa" w:w="100"/>
+              <w:bottom w:type="dxa" w:w="60"/>
+              <w:right w:type="dxa" w:w="100"/>
+            </w:tcMar>
+            <w:vAlign w:val="top"/>
+          </w:tcPr>
+          <w:p>
+            <w:pPr>
+              <w:spacing w:after="40" w:before="40"/>
+            </w:pPr>
+            <w:r>
+              <w:rPr>
+                <w:b/>
+                <w:bCs/>
+                <w:sz w:val="18"/>
+                <w:szCs w:val="18"/>
+              </w:rPr>
+              <w:t xml:space="preserve">110 €</w:t>
+            </w:r>
+          </w:p>
+        </w:tc>
+      </w:tr>
+      <w:tr>
+        <w:trPr>
+          <w:cantSplit/>
+        </w:trPr>
+        <w:tc>
+          <w:tcPr>
+            <w:tcW w:type="dxa" w:w="5238"/>
+            <w:tcBorders>
+              <w:top w:val="single" w:color="D9CCEF" w:sz="4"/>
+              <w:left w:val="single" w:color="D9CCEF" w:sz="4"/>
+              <w:bottom w:val="single" w:color="D9CCEF" w:sz="4"/>
+              <w:right w:val="single" w:color="D9CCEF" w:sz="4"/>
+            </w:tcBorders>
+            <w:tcMar>
+              <w:top w:type="dxa" w:w="60"/>
+              <w:left w:type="dxa" w:w="100"/>
+              <w:bottom w:type="dxa" w:w="60"/>
+              <w:right w:type="dxa" w:w="100"/>
+            </w:tcMar>
+            <w:vAlign w:val="top"/>
+          </w:tcPr>
+          <w:p>
+            <w:pPr>
+              <w:spacing w:after="40" w:before="40"/>
+            </w:pPr>
+            <w:r>
+              <w:rPr>
+                <w:sz w:val="18"/>
+                <w:szCs w:val="18"/>
+              </w:rPr>
+              <w:t xml:space="preserve">Socle du premier palier</w:t>
+            </w:r>
+          </w:p>
+        </w:tc>
+        <w:tc>
+          <w:tcPr>
+            <w:tcW w:type="dxa" w:w="2200"/>
+            <w:tcBorders>
+              <w:top w:val="single" w:color="D9CCEF" w:sz="4"/>
+              <w:left w:val="single" w:color="D9CCEF" w:sz="4"/>
+              <w:bottom w:val="single" w:color="D9CCEF" w:sz="4"/>
+              <w:right w:val="single" w:color="D9CCEF" w:sz="4"/>
+            </w:tcBorders>
+            <w:tcMar>
+              <w:top w:type="dxa" w:w="60"/>
+              <w:left w:type="dxa" w:w="100"/>
+              <w:bottom w:type="dxa" w:w="60"/>
+              <w:right w:type="dxa" w:w="100"/>
+            </w:tcMar>
+            <w:vAlign w:val="top"/>
+          </w:tcPr>
+          <w:p>
+            <w:pPr>
+              <w:spacing w:after="40" w:before="40"/>
+            </w:pPr>
+            <w:r>
+              <w:rPr>
+                <w:sz w:val="18"/>
+                <w:szCs w:val="18"/>
+              </w:rPr>
+              <w:t xml:space="preserve">5 familles × 5 jours</w:t>
+            </w:r>
+          </w:p>
+        </w:tc>
+        <w:tc>
+          <w:tcPr>
+            <w:tcW w:type="dxa" w:w="2200"/>
+            <w:tcBorders>
+              <w:top w:val="single" w:color="D9CCEF" w:sz="4"/>
+              <w:left w:val="single" w:color="D9CCEF" w:sz="4"/>
+              <w:bottom w:val="single" w:color="D9CCEF" w:sz="4"/>
+              <w:right w:val="single" w:color="D9CCEF" w:sz="4"/>
+            </w:tcBorders>
+            <w:tcMar>
+              <w:top w:type="dxa" w:w="60"/>
+              <w:left w:type="dxa" w:w="100"/>
+              <w:bottom w:type="dxa" w:w="60"/>
+              <w:right w:type="dxa" w:w="100"/>
+            </w:tcMar>
+            <w:vAlign w:val="top"/>
+          </w:tcPr>
+          <w:p>
+            <w:pPr>
+              <w:spacing w:after="40" w:before="40"/>
+            </w:pPr>
+            <w:r>
+              <w:rPr>
+                <w:sz w:val="18"/>
+                <w:szCs w:val="18"/>
+              </w:rPr>
+              <w:t xml:space="preserve">2 750 €</w:t>
+            </w:r>
+          </w:p>
+        </w:tc>
+      </w:tr>
+      <w:tr>
+        <w:trPr>
+          <w:cantSplit/>
+        </w:trPr>
+        <w:tc>
+          <w:tcPr>
+            <w:tcW w:type="dxa" w:w="5238"/>
+            <w:tcBorders>
+              <w:top w:val="single" w:color="D9CCEF" w:sz="4"/>
+              <w:left w:val="single" w:color="D9CCEF" w:sz="4"/>
+              <w:bottom w:val="single" w:color="D9CCEF" w:sz="4"/>
+              <w:right w:val="single" w:color="D9CCEF" w:sz="4"/>
+            </w:tcBorders>
+            <w:shd w:fill="F7F3FD" w:color="auto" w:val="clear"/>
+            <w:tcMar>
+              <w:top w:type="dxa" w:w="60"/>
+              <w:left w:type="dxa" w:w="100"/>
+              <w:bottom w:type="dxa" w:w="60"/>
+              <w:right w:type="dxa" w:w="100"/>
+            </w:tcMar>
+            <w:vAlign w:val="top"/>
+          </w:tcPr>
+          <w:p>
+            <w:pPr>
+              <w:spacing w:after="40" w:before="40"/>
+            </w:pPr>
+            <w:r>
+              <w:rPr>
+                <w:sz w:val="18"/>
+                <w:szCs w:val="18"/>
+              </w:rPr>
+              <w:t xml:space="preserve">Marge pour les délais de relais 115 / CCAS, kits d'hygiène et de puériculture</w:t>
+            </w:r>
+          </w:p>
+        </w:tc>
+        <w:tc>
+          <w:tcPr>
+            <w:tcW w:type="dxa" w:w="2200"/>
+            <w:tcBorders>
+              <w:top w:val="single" w:color="D9CCEF" w:sz="4"/>
+              <w:left w:val="single" w:color="D9CCEF" w:sz="4"/>
+              <w:bottom w:val="single" w:color="D9CCEF" w:sz="4"/>
+              <w:right w:val="single" w:color="D9CCEF" w:sz="4"/>
+            </w:tcBorders>
+            <w:shd w:fill="F7F3FD" w:color="auto" w:val="clear"/>
+            <w:tcMar>
+              <w:top w:type="dxa" w:w="60"/>
+              <w:left w:type="dxa" w:w="100"/>
+              <w:bottom w:type="dxa" w:w="60"/>
+              <w:right w:type="dxa" w:w="100"/>
+            </w:tcMar>
+            <w:vAlign w:val="top"/>
+          </w:tcPr>
+          <w:p>
+            <w:pPr>
+              <w:spacing w:after="40" w:before="40"/>
+            </w:pPr>
+            <w:r>
+              <w:rPr>
+                <w:sz w:val="18"/>
+                <w:szCs w:val="18"/>
+              </w:rPr>
+              <w:t xml:space="preserve">—</w:t>
+            </w:r>
+          </w:p>
+        </w:tc>
+        <w:tc>
+          <w:tcPr>
+            <w:tcW w:type="dxa" w:w="2200"/>
+            <w:tcBorders>
+              <w:top w:val="single" w:color="D9CCEF" w:sz="4"/>
+              <w:left w:val="single" w:color="D9CCEF" w:sz="4"/>
+              <w:bottom w:val="single" w:color="D9CCEF" w:sz="4"/>
+              <w:right w:val="single" w:color="D9CCEF" w:sz="4"/>
+            </w:tcBorders>
+            <w:shd w:fill="F7F3FD" w:color="auto" w:val="clear"/>
+            <w:tcMar>
+              <w:top w:type="dxa" w:w="60"/>
+              <w:left w:type="dxa" w:w="100"/>
+              <w:bottom w:type="dxa" w:w="60"/>
+              <w:right w:type="dxa" w:w="100"/>
+            </w:tcMar>
+            <w:vAlign w:val="top"/>
+          </w:tcPr>
+          <w:p>
+            <w:pPr>
+              <w:spacing w:after="40" w:before="40"/>
+            </w:pPr>
+            <w:r>
+              <w:rPr>
+                <w:sz w:val="18"/>
+                <w:szCs w:val="18"/>
+              </w:rPr>
+              <w:t xml:space="preserve">1 250 €</w:t>
+            </w:r>
+          </w:p>
+        </w:tc>
+      </w:tr>
+      <w:tr>
+        <w:trPr>
+          <w:cantSplit/>
+        </w:trPr>
+        <w:tc>
+          <w:tcPr>
+            <w:tcW w:type="dxa" w:w="5238"/>
+            <w:tcBorders>
+              <w:top w:val="single" w:color="D9CCEF" w:sz="4"/>
+              <w:left w:val="single" w:color="D9CCEF" w:sz="4"/>
+              <w:bottom w:val="single" w:color="D9CCEF" w:sz="4"/>
+              <w:right w:val="single" w:color="D9CCEF" w:sz="4"/>
+            </w:tcBorders>
+            <w:tcMar>
+              <w:top w:type="dxa" w:w="60"/>
+              <w:left w:type="dxa" w:w="100"/>
+              <w:bottom w:type="dxa" w:w="60"/>
+              <w:right w:type="dxa" w:w="100"/>
+            </w:tcMar>
+            <w:vAlign w:val="top"/>
+          </w:tcPr>
+          <w:p>
+            <w:pPr>
+              <w:spacing w:after="40" w:before="40"/>
+            </w:pPr>
+            <w:r>
+              <w:rPr>
+                <w:b/>
+                <w:bCs/>
+                <w:sz w:val="18"/>
+                <w:szCs w:val="18"/>
+              </w:rPr>
+              <w:t xml:space="preserve">Provision du Fonds de Premier Secours Social</w:t>
+            </w:r>
+          </w:p>
+        </w:tc>
+        <w:tc>
+          <w:tcPr>
+            <w:tcW w:type="dxa" w:w="2200"/>
+            <w:tcBorders>
+              <w:top w:val="single" w:color="D9CCEF" w:sz="4"/>
+              <w:left w:val="single" w:color="D9CCEF" w:sz="4"/>
+              <w:bottom w:val="single" w:color="D9CCEF" w:sz="4"/>
+              <w:right w:val="single" w:color="D9CCEF" w:sz="4"/>
+            </w:tcBorders>
+            <w:tcMar>
+              <w:top w:type="dxa" w:w="60"/>
+              <w:left w:type="dxa" w:w="100"/>
+              <w:bottom w:type="dxa" w:w="60"/>
+              <w:right w:type="dxa" w:w="100"/>
+            </w:tcMar>
+            <w:vAlign w:val="top"/>
+          </w:tcPr>
+          <w:p>
+            <w:pPr>
+              <w:spacing w:after="40" w:before="40"/>
+            </w:pPr>
+            <w:r>
+              <w:rPr>
+                <w:sz w:val="18"/>
+                <w:szCs w:val="18"/>
+              </w:rPr>
+              <w:t xml:space="preserve">—</w:t>
+            </w:r>
+          </w:p>
+        </w:tc>
+        <w:tc>
+          <w:tcPr>
+            <w:tcW w:type="dxa" w:w="2200"/>
+            <w:tcBorders>
+              <w:top w:val="single" w:color="D9CCEF" w:sz="4"/>
+              <w:left w:val="single" w:color="D9CCEF" w:sz="4"/>
+              <w:bottom w:val="single" w:color="D9CCEF" w:sz="4"/>
+              <w:right w:val="single" w:color="D9CCEF" w:sz="4"/>
+            </w:tcBorders>
+            <w:tcMar>
+              <w:top w:type="dxa" w:w="60"/>
+              <w:left w:type="dxa" w:w="100"/>
+              <w:bottom w:type="dxa" w:w="60"/>
+              <w:right w:type="dxa" w:w="100"/>
+            </w:tcMar>
+            <w:vAlign w:val="top"/>
+          </w:tcPr>
+          <w:p>
+            <w:pPr>
+              <w:spacing w:after="40" w:before="40"/>
+            </w:pPr>
+            <w:r>
+              <w:rPr>
+                <w:b/>
+                <w:bCs/>
+                <w:sz w:val="18"/>
+                <w:szCs w:val="18"/>
+              </w:rPr>
+              <w:t xml:space="preserve">4 000 €</w:t>
             </w:r>
           </w:p>
         </w:tc>
@@ -2203,7 +2597,7 @@
           <w:b/>
           <w:bCs/>
         </w:rPr>
-        <w:t xml:space="preserve">À 70 % de consommation, le Bureau se réunit</w:t>
+        <w:t xml:space="preserve">À 70 % de consommation (2 800 €), le Bureau se réunit</w:t>
       </w:r>
       <w:r>
         <w:t xml:space="preserve"> pour décider d'une campagne de dons ciblée ou d'un resserrement temporaire des critères.</w:t>
